--- a/Felho_szerv/WINSERVER2019/WS19_Csoportházirend.docx
+++ b/Felho_szerv/WINSERVER2019/WS19_Csoportházirend.docx
@@ -552,6 +552,7 @@
         <w:rPr>
           <w:b/>
           <w:bCs/>
+          <w:noProof/>
         </w:rPr>
         <w:drawing>
           <wp:inline distT="0" distB="0" distL="0" distR="0" wp14:anchorId="20618CA9" wp14:editId="23195D2A">
@@ -601,6 +602,7 @@
         <w:rPr>
           <w:b/>
           <w:bCs/>
+          <w:noProof/>
         </w:rPr>
         <w:drawing>
           <wp:inline distT="0" distB="0" distL="0" distR="0" wp14:anchorId="4CD82019" wp14:editId="58D9C6A8">
@@ -810,6 +812,7 @@
         <w:rPr>
           <w:b/>
           <w:bCs/>
+          <w:noProof/>
         </w:rPr>
         <w:drawing>
           <wp:inline distT="0" distB="0" distL="0" distR="0" wp14:anchorId="7941080A" wp14:editId="0724C2B8">
@@ -1020,6 +1023,7 @@
         <w:rPr>
           <w:b/>
           <w:bCs/>
+          <w:noProof/>
         </w:rPr>
         <w:drawing>
           <wp:inline distT="0" distB="0" distL="0" distR="0" wp14:anchorId="4A7D6647" wp14:editId="4F9BBCD8">
@@ -1309,6 +1313,7 @@
         <w:rPr>
           <w:b/>
           <w:bCs/>
+          <w:noProof/>
         </w:rPr>
         <w:drawing>
           <wp:inline distT="0" distB="0" distL="0" distR="0" wp14:anchorId="636909F5" wp14:editId="4FAFEBF2">
@@ -1384,10 +1389,10 @@
         </w:rPr>
         <w:lastRenderedPageBreak/>
         <w:drawing>
-          <wp:inline distT="0" distB="0" distL="0" distR="0" wp14:anchorId="0F639F95" wp14:editId="5980AA63">
-            <wp:extent cx="5760720" cy="3723005"/>
-            <wp:effectExtent l="0" t="0" r="0" b="0"/>
-            <wp:docPr id="25" name="Kép 25"/>
+          <wp:inline distT="0" distB="0" distL="0" distR="0" wp14:anchorId="21BF0584" wp14:editId="384359EB">
+            <wp:extent cx="3496163" cy="1733792"/>
+            <wp:effectExtent l="0" t="0" r="9525" b="0"/>
+            <wp:docPr id="17" name="Kép 17"/>
             <wp:cNvGraphicFramePr>
               <a:graphicFrameLocks xmlns:a="http://schemas.openxmlformats.org/drawingml/2006/main" noChangeAspect="1"/>
             </wp:cNvGraphicFramePr>
@@ -1407,7 +1412,850 @@
                   <pic:spPr>
                     <a:xfrm>
                       <a:off x="0" y="0"/>
+                      <a:ext cx="3496163" cy="1733792"/>
+                    </a:xfrm>
+                    <a:prstGeom prst="rect">
+                      <a:avLst/>
+                    </a:prstGeom>
+                  </pic:spPr>
+                </pic:pic>
+              </a:graphicData>
+            </a:graphic>
+          </wp:inline>
+        </w:drawing>
+      </w:r>
+    </w:p>
+    <w:p>
+      <w:pPr>
+        <w:rPr>
+          <w:b/>
+          <w:bCs/>
+        </w:rPr>
+      </w:pPr>
+    </w:p>
+    <w:p>
+      <w:pPr>
+        <w:rPr>
+          <w:b/>
+          <w:bCs/>
+        </w:rPr>
+      </w:pPr>
+      <w:r>
+        <w:rPr>
+          <w:b/>
+          <w:bCs/>
+        </w:rPr>
+        <w:t>Ide kell a háttérképet berakni, hogy minden gép elérje</w:t>
+      </w:r>
+    </w:p>
+    <w:p>
+      <w:pPr>
+        <w:rPr>
+          <w:b/>
+          <w:bCs/>
+        </w:rPr>
+      </w:pPr>
+    </w:p>
+    <w:p>
+      <w:pPr>
+        <w:rPr>
+          <w:b/>
+          <w:bCs/>
+        </w:rPr>
+      </w:pPr>
+      <w:r>
+        <w:rPr>
+          <w:b/>
+          <w:bCs/>
+          <w:noProof/>
+        </w:rPr>
+        <w:drawing>
+          <wp:inline distT="0" distB="0" distL="0" distR="0" wp14:anchorId="0F639F95" wp14:editId="5980AA63">
+            <wp:extent cx="5760720" cy="3723005"/>
+            <wp:effectExtent l="0" t="0" r="0" b="0"/>
+            <wp:docPr id="25" name="Kép 25"/>
+            <wp:cNvGraphicFramePr>
+              <a:graphicFrameLocks xmlns:a="http://schemas.openxmlformats.org/drawingml/2006/main" noChangeAspect="1"/>
+            </wp:cNvGraphicFramePr>
+            <a:graphic xmlns:a="http://schemas.openxmlformats.org/drawingml/2006/main">
+              <a:graphicData uri="http://schemas.openxmlformats.org/drawingml/2006/picture">
+                <pic:pic xmlns:pic="http://schemas.openxmlformats.org/drawingml/2006/picture">
+                  <pic:nvPicPr>
+                    <pic:cNvPr id="1" name=""/>
+                    <pic:cNvPicPr/>
+                  </pic:nvPicPr>
+                  <pic:blipFill>
+                    <a:blip r:embed="rId14"/>
+                    <a:stretch>
+                      <a:fillRect/>
+                    </a:stretch>
+                  </pic:blipFill>
+                  <pic:spPr>
+                    <a:xfrm>
+                      <a:off x="0" y="0"/>
                       <a:ext cx="5760720" cy="3723005"/>
+                    </a:xfrm>
+                    <a:prstGeom prst="rect">
+                      <a:avLst/>
+                    </a:prstGeom>
+                  </pic:spPr>
+                </pic:pic>
+              </a:graphicData>
+            </a:graphic>
+          </wp:inline>
+        </w:drawing>
+      </w:r>
+    </w:p>
+    <w:p>
+      <w:pPr>
+        <w:rPr>
+          <w:b/>
+          <w:bCs/>
+        </w:rPr>
+      </w:pPr>
+      <w:r>
+        <w:rPr>
+          <w:b/>
+          <w:bCs/>
+        </w:rPr>
+        <w:drawing>
+          <wp:inline distT="0" distB="0" distL="0" distR="0" wp14:anchorId="0D5B7889" wp14:editId="092BC829">
+            <wp:extent cx="2553056" cy="866896"/>
+            <wp:effectExtent l="0" t="0" r="0" b="9525"/>
+            <wp:docPr id="18" name="Kép 18"/>
+            <wp:cNvGraphicFramePr>
+              <a:graphicFrameLocks xmlns:a="http://schemas.openxmlformats.org/drawingml/2006/main" noChangeAspect="1"/>
+            </wp:cNvGraphicFramePr>
+            <a:graphic xmlns:a="http://schemas.openxmlformats.org/drawingml/2006/main">
+              <a:graphicData uri="http://schemas.openxmlformats.org/drawingml/2006/picture">
+                <pic:pic xmlns:pic="http://schemas.openxmlformats.org/drawingml/2006/picture">
+                  <pic:nvPicPr>
+                    <pic:cNvPr id="1" name=""/>
+                    <pic:cNvPicPr/>
+                  </pic:nvPicPr>
+                  <pic:blipFill>
+                    <a:blip r:embed="rId15"/>
+                    <a:stretch>
+                      <a:fillRect/>
+                    </a:stretch>
+                  </pic:blipFill>
+                  <pic:spPr>
+                    <a:xfrm>
+                      <a:off x="0" y="0"/>
+                      <a:ext cx="2553056" cy="866896"/>
+                    </a:xfrm>
+                    <a:prstGeom prst="rect">
+                      <a:avLst/>
+                    </a:prstGeom>
+                  </pic:spPr>
+                </pic:pic>
+              </a:graphicData>
+            </a:graphic>
+          </wp:inline>
+        </w:drawing>
+      </w:r>
+    </w:p>
+    <w:p>
+      <w:pPr>
+        <w:rPr>
+          <w:b/>
+          <w:bCs/>
+        </w:rPr>
+      </w:pPr>
+      <w:r>
+        <w:rPr>
+          <w:b/>
+          <w:bCs/>
+        </w:rPr>
+        <w:t>OK</w:t>
+      </w:r>
+    </w:p>
+    <w:p>
+      <w:pPr>
+        <w:rPr>
+          <w:b/>
+          <w:bCs/>
+        </w:rPr>
+      </w:pPr>
+    </w:p>
+    <w:p>
+      <w:pPr>
+        <w:rPr>
+          <w:b/>
+          <w:bCs/>
+        </w:rPr>
+      </w:pPr>
+      <w:r>
+        <w:rPr>
+          <w:b/>
+          <w:bCs/>
+        </w:rPr>
+        <w:t>Jelszó beállítás</w:t>
+      </w:r>
+    </w:p>
+    <w:p>
+      <w:pPr>
+        <w:rPr>
+          <w:b/>
+          <w:bCs/>
+        </w:rPr>
+      </w:pPr>
+      <w:r>
+        <w:rPr>
+          <w:b/>
+          <w:bCs/>
+        </w:rPr>
+        <w:lastRenderedPageBreak/>
+        <w:drawing>
+          <wp:inline distT="0" distB="0" distL="0" distR="0" wp14:anchorId="696ADFFB" wp14:editId="0644E2E2">
+            <wp:extent cx="5760720" cy="4002405"/>
+            <wp:effectExtent l="0" t="0" r="0" b="0"/>
+            <wp:docPr id="19" name="Kép 19"/>
+            <wp:cNvGraphicFramePr>
+              <a:graphicFrameLocks xmlns:a="http://schemas.openxmlformats.org/drawingml/2006/main" noChangeAspect="1"/>
+            </wp:cNvGraphicFramePr>
+            <a:graphic xmlns:a="http://schemas.openxmlformats.org/drawingml/2006/main">
+              <a:graphicData uri="http://schemas.openxmlformats.org/drawingml/2006/picture">
+                <pic:pic xmlns:pic="http://schemas.openxmlformats.org/drawingml/2006/picture">
+                  <pic:nvPicPr>
+                    <pic:cNvPr id="1" name=""/>
+                    <pic:cNvPicPr/>
+                  </pic:nvPicPr>
+                  <pic:blipFill>
+                    <a:blip r:embed="rId16"/>
+                    <a:stretch>
+                      <a:fillRect/>
+                    </a:stretch>
+                  </pic:blipFill>
+                  <pic:spPr>
+                    <a:xfrm>
+                      <a:off x="0" y="0"/>
+                      <a:ext cx="5760720" cy="4002405"/>
+                    </a:xfrm>
+                    <a:prstGeom prst="rect">
+                      <a:avLst/>
+                    </a:prstGeom>
+                  </pic:spPr>
+                </pic:pic>
+              </a:graphicData>
+            </a:graphic>
+          </wp:inline>
+        </w:drawing>
+      </w:r>
+    </w:p>
+    <w:p>
+      <w:pPr>
+        <w:rPr>
+          <w:b/>
+          <w:bCs/>
+        </w:rPr>
+      </w:pPr>
+      <w:r>
+        <w:rPr>
+          <w:b/>
+          <w:bCs/>
+        </w:rPr>
+        <w:t>Bonyolult jelszó</w:t>
+      </w:r>
+    </w:p>
+    <w:p>
+      <w:pPr>
+        <w:rPr>
+          <w:b/>
+          <w:bCs/>
+        </w:rPr>
+      </w:pPr>
+      <w:r>
+        <w:rPr>
+          <w:noProof/>
+        </w:rPr>
+        <mc:AlternateContent>
+          <mc:Choice Requires="wps">
+            <w:drawing>
+              <wp:anchor distT="0" distB="0" distL="114300" distR="114300" simplePos="0" relativeHeight="251681792" behindDoc="0" locked="0" layoutInCell="1" allowOverlap="1" wp14:anchorId="2B7B24EC" wp14:editId="6106D40E">
+                <wp:simplePos x="0" y="0"/>
+                <wp:positionH relativeFrom="column">
+                  <wp:posOffset>1433830</wp:posOffset>
+                </wp:positionH>
+                <wp:positionV relativeFrom="paragraph">
+                  <wp:posOffset>1412241</wp:posOffset>
+                </wp:positionV>
+                <wp:extent cx="4200525" cy="171450"/>
+                <wp:effectExtent l="19050" t="19050" r="28575" b="19050"/>
+                <wp:wrapNone/>
+                <wp:docPr id="26" name="Téglalap 26"/>
+                <wp:cNvGraphicFramePr/>
+                <a:graphic xmlns:a="http://schemas.openxmlformats.org/drawingml/2006/main">
+                  <a:graphicData uri="http://schemas.microsoft.com/office/word/2010/wordprocessingShape">
+                    <wps:wsp>
+                      <wps:cNvSpPr/>
+                      <wps:spPr>
+                        <a:xfrm>
+                          <a:off x="0" y="0"/>
+                          <a:ext cx="4200525" cy="171450"/>
+                        </a:xfrm>
+                        <a:prstGeom prst="rect">
+                          <a:avLst/>
+                        </a:prstGeom>
+                        <a:noFill/>
+                        <a:ln w="28575">
+                          <a:solidFill>
+                            <a:srgbClr val="FF0000"/>
+                          </a:solidFill>
+                        </a:ln>
+                      </wps:spPr>
+                      <wps:style>
+                        <a:lnRef idx="2">
+                          <a:schemeClr val="accent1">
+                            <a:shade val="50000"/>
+                          </a:schemeClr>
+                        </a:lnRef>
+                        <a:fillRef idx="1">
+                          <a:schemeClr val="accent1"/>
+                        </a:fillRef>
+                        <a:effectRef idx="0">
+                          <a:schemeClr val="accent1"/>
+                        </a:effectRef>
+                        <a:fontRef idx="minor">
+                          <a:schemeClr val="lt1"/>
+                        </a:fontRef>
+                      </wps:style>
+                      <wps:bodyPr rot="0" spcFirstLastPara="0" vertOverflow="overflow" horzOverflow="overflow" vert="horz" wrap="square" lIns="91440" tIns="45720" rIns="91440" bIns="45720" numCol="1" spcCol="0" rtlCol="0" fromWordArt="0" anchor="ctr" anchorCtr="0" forceAA="0" compatLnSpc="1">
+                        <a:prstTxWarp prst="textNoShape">
+                          <a:avLst/>
+                        </a:prstTxWarp>
+                        <a:noAutofit/>
+                      </wps:bodyPr>
+                    </wps:wsp>
+                  </a:graphicData>
+                </a:graphic>
+                <wp14:sizeRelH relativeFrom="margin">
+                  <wp14:pctWidth>0</wp14:pctWidth>
+                </wp14:sizeRelH>
+                <wp14:sizeRelV relativeFrom="margin">
+                  <wp14:pctHeight>0</wp14:pctHeight>
+                </wp14:sizeRelV>
+              </wp:anchor>
+            </w:drawing>
+          </mc:Choice>
+          <mc:Fallback>
+            <w:pict>
+              <v:rect w14:anchorId="2F4DEE15" id="Téglalap 26" o:spid="_x0000_s1026" style="position:absolute;margin-left:112.9pt;margin-top:111.2pt;width:330.75pt;height:13.5pt;z-index:251681792;visibility:visible;mso-wrap-style:square;mso-width-percent:0;mso-height-percent:0;mso-wrap-distance-left:9pt;mso-wrap-distance-top:0;mso-wrap-distance-right:9pt;mso-wrap-distance-bottom:0;mso-position-horizontal:absolute;mso-position-horizontal-relative:text;mso-position-vertical:absolute;mso-position-vertical-relative:text;mso-width-percent:0;mso-height-percent:0;mso-width-relative:margin;mso-height-relative:margin;v-text-anchor:middle" o:gfxdata="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" filled="f" strokecolor="red" strokeweight="2.25pt"/>
+            </w:pict>
+          </mc:Fallback>
+        </mc:AlternateContent>
+      </w:r>
+      <w:r>
+        <w:rPr>
+          <w:b/>
+          <w:bCs/>
+        </w:rPr>
+        <w:drawing>
+          <wp:inline distT="0" distB="0" distL="0" distR="0" wp14:anchorId="003B078F" wp14:editId="4682F379">
+            <wp:extent cx="5760720" cy="1991360"/>
+            <wp:effectExtent l="0" t="0" r="0" b="8890"/>
+            <wp:docPr id="20" name="Kép 20"/>
+            <wp:cNvGraphicFramePr>
+              <a:graphicFrameLocks xmlns:a="http://schemas.openxmlformats.org/drawingml/2006/main" noChangeAspect="1"/>
+            </wp:cNvGraphicFramePr>
+            <a:graphic xmlns:a="http://schemas.openxmlformats.org/drawingml/2006/main">
+              <a:graphicData uri="http://schemas.openxmlformats.org/drawingml/2006/picture">
+                <pic:pic xmlns:pic="http://schemas.openxmlformats.org/drawingml/2006/picture">
+                  <pic:nvPicPr>
+                    <pic:cNvPr id="1" name=""/>
+                    <pic:cNvPicPr/>
+                  </pic:nvPicPr>
+                  <pic:blipFill>
+                    <a:blip r:embed="rId17"/>
+                    <a:stretch>
+                      <a:fillRect/>
+                    </a:stretch>
+                  </pic:blipFill>
+                  <pic:spPr>
+                    <a:xfrm>
+                      <a:off x="0" y="0"/>
+                      <a:ext cx="5760720" cy="1991360"/>
+                    </a:xfrm>
+                    <a:prstGeom prst="rect">
+                      <a:avLst/>
+                    </a:prstGeom>
+                  </pic:spPr>
+                </pic:pic>
+              </a:graphicData>
+            </a:graphic>
+          </wp:inline>
+        </w:drawing>
+      </w:r>
+    </w:p>
+    <w:p>
+      <w:pPr>
+        <w:rPr>
+          <w:b/>
+          <w:bCs/>
+        </w:rPr>
+      </w:pPr>
+      <w:r>
+        <w:rPr>
+          <w:noProof/>
+        </w:rPr>
+        <mc:AlternateContent>
+          <mc:Choice Requires="wps">
+            <w:drawing>
+              <wp:anchor distT="0" distB="0" distL="114300" distR="114300" simplePos="0" relativeHeight="251683840" behindDoc="0" locked="0" layoutInCell="1" allowOverlap="1" wp14:anchorId="2A3F4289" wp14:editId="51101196">
+                <wp:simplePos x="0" y="0"/>
+                <wp:positionH relativeFrom="column">
+                  <wp:posOffset>1443356</wp:posOffset>
+                </wp:positionH>
+                <wp:positionV relativeFrom="paragraph">
+                  <wp:posOffset>849629</wp:posOffset>
+                </wp:positionV>
+                <wp:extent cx="2038350" cy="219075"/>
+                <wp:effectExtent l="19050" t="19050" r="19050" b="28575"/>
+                <wp:wrapNone/>
+                <wp:docPr id="28" name="Téglalap 28"/>
+                <wp:cNvGraphicFramePr/>
+                <a:graphic xmlns:a="http://schemas.openxmlformats.org/drawingml/2006/main">
+                  <a:graphicData uri="http://schemas.microsoft.com/office/word/2010/wordprocessingShape">
+                    <wps:wsp>
+                      <wps:cNvSpPr/>
+                      <wps:spPr>
+                        <a:xfrm>
+                          <a:off x="0" y="0"/>
+                          <a:ext cx="2038350" cy="219075"/>
+                        </a:xfrm>
+                        <a:prstGeom prst="rect">
+                          <a:avLst/>
+                        </a:prstGeom>
+                        <a:noFill/>
+                        <a:ln w="28575">
+                          <a:solidFill>
+                            <a:srgbClr val="FF0000"/>
+                          </a:solidFill>
+                        </a:ln>
+                      </wps:spPr>
+                      <wps:style>
+                        <a:lnRef idx="2">
+                          <a:schemeClr val="accent1">
+                            <a:shade val="50000"/>
+                          </a:schemeClr>
+                        </a:lnRef>
+                        <a:fillRef idx="1">
+                          <a:schemeClr val="accent1"/>
+                        </a:fillRef>
+                        <a:effectRef idx="0">
+                          <a:schemeClr val="accent1"/>
+                        </a:effectRef>
+                        <a:fontRef idx="minor">
+                          <a:schemeClr val="lt1"/>
+                        </a:fontRef>
+                      </wps:style>
+                      <wps:bodyPr rot="0" spcFirstLastPara="0" vertOverflow="overflow" horzOverflow="overflow" vert="horz" wrap="square" lIns="91440" tIns="45720" rIns="91440" bIns="45720" numCol="1" spcCol="0" rtlCol="0" fromWordArt="0" anchor="ctr" anchorCtr="0" forceAA="0" compatLnSpc="1">
+                        <a:prstTxWarp prst="textNoShape">
+                          <a:avLst/>
+                        </a:prstTxWarp>
+                        <a:noAutofit/>
+                      </wps:bodyPr>
+                    </wps:wsp>
+                  </a:graphicData>
+                </a:graphic>
+                <wp14:sizeRelH relativeFrom="margin">
+                  <wp14:pctWidth>0</wp14:pctWidth>
+                </wp14:sizeRelH>
+                <wp14:sizeRelV relativeFrom="margin">
+                  <wp14:pctHeight>0</wp14:pctHeight>
+                </wp14:sizeRelV>
+              </wp:anchor>
+            </w:drawing>
+          </mc:Choice>
+          <mc:Fallback>
+            <w:pict>
+              <v:rect w14:anchorId="67A3205D" id="Téglalap 28" o:spid="_x0000_s1026" style="position:absolute;margin-left:113.65pt;margin-top:66.9pt;width:160.5pt;height:17.25pt;z-index:251683840;visibility:visible;mso-wrap-style:square;mso-width-percent:0;mso-height-percent:0;mso-wrap-distance-left:9pt;mso-wrap-distance-top:0;mso-wrap-distance-right:9pt;mso-wrap-distance-bottom:0;mso-position-horizontal:absolute;mso-position-horizontal-relative:text;mso-position-vertical:absolute;mso-position-vertical-relative:text;mso-width-percent:0;mso-height-percent:0;mso-width-relative:margin;mso-height-relative:margin;v-text-anchor:middle" o:gfxdata="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" filled="f" strokecolor="red" strokeweight="2.25pt"/>
+            </w:pict>
+          </mc:Fallback>
+        </mc:AlternateContent>
+      </w:r>
+      <w:r>
+        <w:rPr>
+          <w:b/>
+          <w:bCs/>
+        </w:rPr>
+        <w:drawing>
+          <wp:inline distT="0" distB="0" distL="0" distR="0" wp14:anchorId="203E0CD3" wp14:editId="077ECCC7">
+            <wp:extent cx="3410426" cy="1619476"/>
+            <wp:effectExtent l="0" t="0" r="0" b="0"/>
+            <wp:docPr id="27" name="Kép 27"/>
+            <wp:cNvGraphicFramePr>
+              <a:graphicFrameLocks xmlns:a="http://schemas.openxmlformats.org/drawingml/2006/main" noChangeAspect="1"/>
+            </wp:cNvGraphicFramePr>
+            <a:graphic xmlns:a="http://schemas.openxmlformats.org/drawingml/2006/main">
+              <a:graphicData uri="http://schemas.openxmlformats.org/drawingml/2006/picture">
+                <pic:pic xmlns:pic="http://schemas.openxmlformats.org/drawingml/2006/picture">
+                  <pic:nvPicPr>
+                    <pic:cNvPr id="1" name=""/>
+                    <pic:cNvPicPr/>
+                  </pic:nvPicPr>
+                  <pic:blipFill>
+                    <a:blip r:embed="rId18"/>
+                    <a:stretch>
+                      <a:fillRect/>
+                    </a:stretch>
+                  </pic:blipFill>
+                  <pic:spPr>
+                    <a:xfrm>
+                      <a:off x="0" y="0"/>
+                      <a:ext cx="3410426" cy="1619476"/>
+                    </a:xfrm>
+                    <a:prstGeom prst="rect">
+                      <a:avLst/>
+                    </a:prstGeom>
+                  </pic:spPr>
+                </pic:pic>
+              </a:graphicData>
+            </a:graphic>
+          </wp:inline>
+        </w:drawing>
+      </w:r>
+    </w:p>
+    <w:p>
+      <w:pPr>
+        <w:rPr>
+          <w:b/>
+          <w:bCs/>
+        </w:rPr>
+      </w:pPr>
+      <w:r>
+        <w:rPr>
+          <w:noProof/>
+        </w:rPr>
+        <w:lastRenderedPageBreak/>
+        <mc:AlternateContent>
+          <mc:Choice Requires="wps">
+            <w:drawing>
+              <wp:anchor distT="0" distB="0" distL="114300" distR="114300" simplePos="0" relativeHeight="251685888" behindDoc="0" locked="0" layoutInCell="1" allowOverlap="1" wp14:anchorId="2942090E" wp14:editId="20E273E0">
+                <wp:simplePos x="0" y="0"/>
+                <wp:positionH relativeFrom="page">
+                  <wp:posOffset>5505450</wp:posOffset>
+                </wp:positionH>
+                <wp:positionV relativeFrom="paragraph">
+                  <wp:posOffset>14605</wp:posOffset>
+                </wp:positionV>
+                <wp:extent cx="1076325" cy="923925"/>
+                <wp:effectExtent l="19050" t="19050" r="28575" b="28575"/>
+                <wp:wrapNone/>
+                <wp:docPr id="30" name="Téglalap 30"/>
+                <wp:cNvGraphicFramePr/>
+                <a:graphic xmlns:a="http://schemas.openxmlformats.org/drawingml/2006/main">
+                  <a:graphicData uri="http://schemas.microsoft.com/office/word/2010/wordprocessingShape">
+                    <wps:wsp>
+                      <wps:cNvSpPr/>
+                      <wps:spPr>
+                        <a:xfrm>
+                          <a:off x="0" y="0"/>
+                          <a:ext cx="1076325" cy="923925"/>
+                        </a:xfrm>
+                        <a:prstGeom prst="rect">
+                          <a:avLst/>
+                        </a:prstGeom>
+                        <a:noFill/>
+                        <a:ln w="28575">
+                          <a:solidFill>
+                            <a:srgbClr val="FF0000"/>
+                          </a:solidFill>
+                        </a:ln>
+                      </wps:spPr>
+                      <wps:style>
+                        <a:lnRef idx="2">
+                          <a:schemeClr val="accent1">
+                            <a:shade val="50000"/>
+                          </a:schemeClr>
+                        </a:lnRef>
+                        <a:fillRef idx="1">
+                          <a:schemeClr val="accent1"/>
+                        </a:fillRef>
+                        <a:effectRef idx="0">
+                          <a:schemeClr val="accent1"/>
+                        </a:effectRef>
+                        <a:fontRef idx="minor">
+                          <a:schemeClr val="lt1"/>
+                        </a:fontRef>
+                      </wps:style>
+                      <wps:bodyPr rot="0" spcFirstLastPara="0" vertOverflow="overflow" horzOverflow="overflow" vert="horz" wrap="square" lIns="91440" tIns="45720" rIns="91440" bIns="45720" numCol="1" spcCol="0" rtlCol="0" fromWordArt="0" anchor="ctr" anchorCtr="0" forceAA="0" compatLnSpc="1">
+                        <a:prstTxWarp prst="textNoShape">
+                          <a:avLst/>
+                        </a:prstTxWarp>
+                        <a:noAutofit/>
+                      </wps:bodyPr>
+                    </wps:wsp>
+                  </a:graphicData>
+                </a:graphic>
+                <wp14:sizeRelH relativeFrom="margin">
+                  <wp14:pctWidth>0</wp14:pctWidth>
+                </wp14:sizeRelH>
+                <wp14:sizeRelV relativeFrom="margin">
+                  <wp14:pctHeight>0</wp14:pctHeight>
+                </wp14:sizeRelV>
+              </wp:anchor>
+            </w:drawing>
+          </mc:Choice>
+          <mc:Fallback>
+            <w:pict>
+              <v:rect w14:anchorId="531EB868" id="Téglalap 30" o:spid="_x0000_s1026" style="position:absolute;margin-left:433.5pt;margin-top:1.15pt;width:84.75pt;height:72.75pt;z-index:251685888;visibility:visible;mso-wrap-style:square;mso-width-percent:0;mso-height-percent:0;mso-wrap-distance-left:9pt;mso-wrap-distance-top:0;mso-wrap-distance-right:9pt;mso-wrap-distance-bottom:0;mso-position-horizontal:absolute;mso-position-horizontal-relative:page;mso-position-vertical:absolute;mso-position-vertical-relative:text;mso-width-percent:0;mso-height-percent:0;mso-width-relative:margin;mso-height-relative:margin;v-text-anchor:middle" o:gfxdata="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" filled="f" strokecolor="red" strokeweight="2.25pt">
+                <w10:wrap anchorx="page"/>
+              </v:rect>
+            </w:pict>
+          </mc:Fallback>
+        </mc:AlternateContent>
+      </w:r>
+      <w:r>
+        <w:rPr>
+          <w:b/>
+          <w:bCs/>
+        </w:rPr>
+        <w:drawing>
+          <wp:inline distT="0" distB="0" distL="0" distR="0" wp14:anchorId="729107C9" wp14:editId="57BF6675">
+            <wp:extent cx="5760720" cy="1285240"/>
+            <wp:effectExtent l="0" t="0" r="0" b="0"/>
+            <wp:docPr id="29" name="Kép 29"/>
+            <wp:cNvGraphicFramePr>
+              <a:graphicFrameLocks xmlns:a="http://schemas.openxmlformats.org/drawingml/2006/main" noChangeAspect="1"/>
+            </wp:cNvGraphicFramePr>
+            <a:graphic xmlns:a="http://schemas.openxmlformats.org/drawingml/2006/main">
+              <a:graphicData uri="http://schemas.openxmlformats.org/drawingml/2006/picture">
+                <pic:pic xmlns:pic="http://schemas.openxmlformats.org/drawingml/2006/picture">
+                  <pic:nvPicPr>
+                    <pic:cNvPr id="1" name=""/>
+                    <pic:cNvPicPr/>
+                  </pic:nvPicPr>
+                  <pic:blipFill>
+                    <a:blip r:embed="rId19"/>
+                    <a:stretch>
+                      <a:fillRect/>
+                    </a:stretch>
+                  </pic:blipFill>
+                  <pic:spPr>
+                    <a:xfrm>
+                      <a:off x="0" y="0"/>
+                      <a:ext cx="5760720" cy="1285240"/>
+                    </a:xfrm>
+                    <a:prstGeom prst="rect">
+                      <a:avLst/>
+                    </a:prstGeom>
+                  </pic:spPr>
+                </pic:pic>
+              </a:graphicData>
+            </a:graphic>
+          </wp:inline>
+        </w:drawing>
+      </w:r>
+    </w:p>
+    <w:p>
+      <w:pPr>
+        <w:rPr>
+          <w:b/>
+          <w:bCs/>
+        </w:rPr>
+      </w:pPr>
+    </w:p>
+    <w:p>
+      <w:pPr>
+        <w:rPr>
+          <w:b/>
+          <w:bCs/>
+        </w:rPr>
+      </w:pPr>
+      <w:r>
+        <w:rPr>
+          <w:b/>
+          <w:bCs/>
+        </w:rPr>
+        <w:t>Program beállítása egy gépre</w:t>
+      </w:r>
+    </w:p>
+    <w:p>
+      <w:pPr>
+        <w:rPr>
+          <w:b/>
+          <w:bCs/>
+        </w:rPr>
+      </w:pPr>
+      <w:r>
+        <w:rPr>
+          <w:b/>
+          <w:bCs/>
+        </w:rPr>
+        <w:drawing>
+          <wp:inline distT="0" distB="0" distL="0" distR="0" wp14:anchorId="59EF0A49" wp14:editId="426A6637">
+            <wp:extent cx="3572374" cy="1600423"/>
+            <wp:effectExtent l="0" t="0" r="9525" b="0"/>
+            <wp:docPr id="31" name="Kép 31"/>
+            <wp:cNvGraphicFramePr>
+              <a:graphicFrameLocks xmlns:a="http://schemas.openxmlformats.org/drawingml/2006/main" noChangeAspect="1"/>
+            </wp:cNvGraphicFramePr>
+            <a:graphic xmlns:a="http://schemas.openxmlformats.org/drawingml/2006/main">
+              <a:graphicData uri="http://schemas.openxmlformats.org/drawingml/2006/picture">
+                <pic:pic xmlns:pic="http://schemas.openxmlformats.org/drawingml/2006/picture">
+                  <pic:nvPicPr>
+                    <pic:cNvPr id="1" name=""/>
+                    <pic:cNvPicPr/>
+                  </pic:nvPicPr>
+                  <pic:blipFill>
+                    <a:blip r:embed="rId20"/>
+                    <a:stretch>
+                      <a:fillRect/>
+                    </a:stretch>
+                  </pic:blipFill>
+                  <pic:spPr>
+                    <a:xfrm>
+                      <a:off x="0" y="0"/>
+                      <a:ext cx="3572374" cy="1600423"/>
+                    </a:xfrm>
+                    <a:prstGeom prst="rect">
+                      <a:avLst/>
+                    </a:prstGeom>
+                  </pic:spPr>
+                </pic:pic>
+              </a:graphicData>
+            </a:graphic>
+          </wp:inline>
+        </w:drawing>
+      </w:r>
+    </w:p>
+    <w:p>
+      <w:pPr>
+        <w:rPr>
+          <w:b/>
+          <w:bCs/>
+        </w:rPr>
+      </w:pPr>
+      <w:r>
+        <w:rPr>
+          <w:b/>
+          <w:bCs/>
+        </w:rPr>
+        <w:drawing>
+          <wp:inline distT="0" distB="0" distL="0" distR="0" wp14:anchorId="2AD3730A" wp14:editId="0CF106A0">
+            <wp:extent cx="2810267" cy="2429214"/>
+            <wp:effectExtent l="0" t="0" r="9525" b="9525"/>
+            <wp:docPr id="32" name="Kép 32"/>
+            <wp:cNvGraphicFramePr>
+              <a:graphicFrameLocks xmlns:a="http://schemas.openxmlformats.org/drawingml/2006/main" noChangeAspect="1"/>
+            </wp:cNvGraphicFramePr>
+            <a:graphic xmlns:a="http://schemas.openxmlformats.org/drawingml/2006/main">
+              <a:graphicData uri="http://schemas.openxmlformats.org/drawingml/2006/picture">
+                <pic:pic xmlns:pic="http://schemas.openxmlformats.org/drawingml/2006/picture">
+                  <pic:nvPicPr>
+                    <pic:cNvPr id="1" name=""/>
+                    <pic:cNvPicPr/>
+                  </pic:nvPicPr>
+                  <pic:blipFill>
+                    <a:blip r:embed="rId21"/>
+                    <a:stretch>
+                      <a:fillRect/>
+                    </a:stretch>
+                  </pic:blipFill>
+                  <pic:spPr>
+                    <a:xfrm>
+                      <a:off x="0" y="0"/>
+                      <a:ext cx="2810267" cy="2429214"/>
+                    </a:xfrm>
+                    <a:prstGeom prst="rect">
+                      <a:avLst/>
+                    </a:prstGeom>
+                  </pic:spPr>
+                </pic:pic>
+              </a:graphicData>
+            </a:graphic>
+          </wp:inline>
+        </w:drawing>
+      </w:r>
+    </w:p>
+    <w:p>
+      <w:pPr>
+        <w:rPr>
+          <w:b/>
+          <w:bCs/>
+        </w:rPr>
+      </w:pPr>
+      <w:r>
+        <w:rPr>
+          <w:b/>
+          <w:bCs/>
+        </w:rPr>
+        <w:lastRenderedPageBreak/>
+        <w:drawing>
+          <wp:inline distT="0" distB="0" distL="0" distR="0" wp14:anchorId="1687B667" wp14:editId="6F6D4E14">
+            <wp:extent cx="3743847" cy="4267796"/>
+            <wp:effectExtent l="0" t="0" r="0" b="0"/>
+            <wp:docPr id="33" name="Kép 33"/>
+            <wp:cNvGraphicFramePr>
+              <a:graphicFrameLocks xmlns:a="http://schemas.openxmlformats.org/drawingml/2006/main" noChangeAspect="1"/>
+            </wp:cNvGraphicFramePr>
+            <a:graphic xmlns:a="http://schemas.openxmlformats.org/drawingml/2006/main">
+              <a:graphicData uri="http://schemas.openxmlformats.org/drawingml/2006/picture">
+                <pic:pic xmlns:pic="http://schemas.openxmlformats.org/drawingml/2006/picture">
+                  <pic:nvPicPr>
+                    <pic:cNvPr id="1" name=""/>
+                    <pic:cNvPicPr/>
+                  </pic:nvPicPr>
+                  <pic:blipFill>
+                    <a:blip r:embed="rId22"/>
+                    <a:stretch>
+                      <a:fillRect/>
+                    </a:stretch>
+                  </pic:blipFill>
+                  <pic:spPr>
+                    <a:xfrm>
+                      <a:off x="0" y="0"/>
+                      <a:ext cx="3743847" cy="4267796"/>
+                    </a:xfrm>
+                    <a:prstGeom prst="rect">
+                      <a:avLst/>
+                    </a:prstGeom>
+                  </pic:spPr>
+                </pic:pic>
+              </a:graphicData>
+            </a:graphic>
+          </wp:inline>
+        </w:drawing>
+      </w:r>
+    </w:p>
+    <w:p>
+      <w:pPr>
+        <w:rPr>
+          <w:b/>
+          <w:bCs/>
+        </w:rPr>
+      </w:pPr>
+      <w:r>
+        <w:rPr>
+          <w:b/>
+          <w:bCs/>
+        </w:rPr>
+        <w:drawing>
+          <wp:inline distT="0" distB="0" distL="0" distR="0" wp14:anchorId="2E9D5E54" wp14:editId="32D1FC01">
+            <wp:extent cx="5760720" cy="1029335"/>
+            <wp:effectExtent l="0" t="0" r="0" b="0"/>
+            <wp:docPr id="34" name="Kép 34"/>
+            <wp:cNvGraphicFramePr>
+              <a:graphicFrameLocks xmlns:a="http://schemas.openxmlformats.org/drawingml/2006/main" noChangeAspect="1"/>
+            </wp:cNvGraphicFramePr>
+            <a:graphic xmlns:a="http://schemas.openxmlformats.org/drawingml/2006/main">
+              <a:graphicData uri="http://schemas.openxmlformats.org/drawingml/2006/picture">
+                <pic:pic xmlns:pic="http://schemas.openxmlformats.org/drawingml/2006/picture">
+                  <pic:nvPicPr>
+                    <pic:cNvPr id="1" name=""/>
+                    <pic:cNvPicPr/>
+                  </pic:nvPicPr>
+                  <pic:blipFill>
+                    <a:blip r:embed="rId23"/>
+                    <a:stretch>
+                      <a:fillRect/>
+                    </a:stretch>
+                  </pic:blipFill>
+                  <pic:spPr>
+                    <a:xfrm>
+                      <a:off x="0" y="0"/>
+                      <a:ext cx="5760720" cy="1029335"/>
                     </a:xfrm>
                     <a:prstGeom prst="rect">
                       <a:avLst/>
